--- a/docs/FoodLabelPro_ユーザーマニュアル.docx
+++ b/docs/FoodLabelPro_ユーザーマニュアル.docx
@@ -78,7 +78,7 @@
           <w:sz w:val="22"/>
           <w:szCs w:val="22"/>
         </w:rPr>
-        <w:t>8</w:t>
+        <w:t>9</w:t>
       </w:r>
       <w:r>
         <w:rPr>
@@ -1361,6 +1361,61 @@
       <w:pPr>
         <w:spacing w:after="100"/>
       </w:pPr>
+    </w:p>
+    <w:p>
+      <w:pPr>
+        <w:pStyle w:val="Heading2"/>
+        <w:spacing w:before="300" w:after="120"/>
+      </w:pPr>
+      <w:r>
+        <w:rPr>
+          <w:b/>
+          <w:bCs/>
+          <w:color w:val="333333"/>
+        </w:rPr>
+        <w:lastRenderedPageBreak/>
+        <w:t xml:space="preserve">4.4 サンプルレシピから始める（はじめての方におすすめ）</w:t>
+      </w:r>
+    </w:p>
+    <w:p>
+      <w:pPr>
+        <w:spacing w:after="120"/>
+      </w:pPr>
+      <w:r>
+        <w:t xml:space="preserve">材料をひとつずつ入力しなくても、サンプルレシピを取り込めば、材料・栄養成分・アレルゲンが入った状態からラベル作成を試せます。</w:t>
+      </w:r>
+    </w:p>
+    <w:p>
+      <w:pPr>
+        <w:spacing w:after="120"/>
+      </w:pPr>
+      <w:r>
+        <w:t xml:space="preserve">①「レシピ管理」画面の「サンプルから追加」（レシピが0件のときは「サンプルレシピを選ぶ」）を押します。</w:t>
+      </w:r>
+    </w:p>
+    <w:p>
+      <w:pPr>
+        <w:spacing w:after="120"/>
+      </w:pPr>
+      <w:r>
+        <w:t xml:space="preserve">② ジャンル（焼き菓子／パン／ケーキ・生菓子／惣菜・和菓子・ジャム）を選び、使いたいサンプルにチェックを入れて「取り込む」を押します。</w:t>
+      </w:r>
+    </w:p>
+    <w:p>
+      <w:pPr>
+        <w:spacing w:after="120"/>
+      </w:pPr>
+      <w:r>
+        <w:t xml:space="preserve">③ 取り込んだレシピは「【サンプル】」付きの名前で一覧に追加されます。商品名・分量・賞味期限などを自分の商品に合わせて編集してください。</w:t>
+      </w:r>
+    </w:p>
+    <w:p>
+      <w:pPr>
+        <w:spacing w:after="120"/>
+      </w:pPr>
+      <w:r>
+        <w:t xml:space="preserve">※ サンプルも通常のレシピと同じく、プランのレシピ件数に含まれます。使っている材料は「食材マスタ」にも登録されます（同じ名前の食材が既にある場合はそれを使います）。数値は日本食品標準成分表2020年版（八訂）に基づく参考値です。</w:t>
+      </w:r>
     </w:p>
     <w:p>
       <w:pPr>
@@ -1556,6 +1611,250 @@
     </w:p>
     <w:p>
       <w:pPr>
+        <w:pStyle w:val="Heading2"/>
+        <w:spacing w:before="300" w:after="120"/>
+      </w:pPr>
+      <w:r>
+        <w:rPr>
+          <w:b/>
+          <w:bCs/>
+          <w:color w:val="333333"/>
+        </w:rPr>
+        <w:lastRenderedPageBreak/>
+        <w:t xml:space="preserve">5.1 用紙を選ぶ</w:t>
+      </w:r>
+    </w:p>
+    <w:p>
+      <w:pPr>
+        <w:spacing w:after="120"/>
+      </w:pPr>
+      <w:r>
+        <w:t xml:space="preserve">ラベル印刷画面の「プリンタ設定」で、まず「プリンタ種別」（ラベルプリンタ／A4プリンタ）を選び、次に「用紙」で使っている用紙に近いものを選びます。</w:t>
+      </w:r>
+    </w:p>
+    <w:p>
+      <w:pPr>
+        <w:spacing w:after="120"/>
+      </w:pPr>
+      <w:r>
+        <w:t xml:space="preserve">・ラベルプリンタ：幅×高さ（例：62×60mm）が自動で入ります。お使いの用紙に合わせて数値を直すこともできます。</w:t>
+      </w:r>
+    </w:p>
+    <w:p>
+      <w:pPr>
+        <w:spacing w:after="120"/>
+      </w:pPr>
+      <w:r>
+        <w:t xml:space="preserve">・A4プリンタ：面付け（列×行、例：12面＝2列×6行）が入ります。1枚のシールのサイズ・シール同士のスキマ・余白は、用紙のパッケージに書かれた数値を「用紙の細かい寸法」に入力すると枠にぴったり合います。</w:t>
+      </w:r>
+    </w:p>
+    <w:p>
+      <w:pPr>
+        <w:spacing w:after="120"/>
+      </w:pPr>
+      <w:r>
+        <w:t xml:space="preserve">文字サイズ・フォント・識別マーク（リサイクルマーク）・印字位置の微調整は、必要なときだけ開く「詳細」欄にまとめています。</w:t>
+      </w:r>
+    </w:p>
+    <w:p>
+      <w:pPr>
+        <w:pStyle w:val="Heading2"/>
+        <w:spacing w:before="300" w:after="120"/>
+      </w:pPr>
+      <w:r>
+        <w:rPr>
+          <w:b/>
+          <w:bCs/>
+          <w:color w:val="333333"/>
+        </w:rPr>
+        <w:lastRenderedPageBreak/>
+        <w:t xml:space="preserve">5.2 ブラウザの印刷画面の設定</w:t>
+      </w:r>
+    </w:p>
+    <w:p>
+      <w:pPr>
+        <w:spacing w:after="120"/>
+      </w:pPr>
+      <w:r>
+        <w:t xml:space="preserve">「印刷する」を押すとブラウザの印刷画面が開きます（Chrome・Edgeの場合）。</w:t>
+      </w:r>
+    </w:p>
+    <w:p>
+      <w:pPr>
+        <w:spacing w:after="120"/>
+      </w:pPr>
+      <w:r>
+        <w:t xml:space="preserve">① 送信先（プリンター）で、使うプリンタを選びます。</w:t>
+      </w:r>
+    </w:p>
+    <w:p>
+      <w:pPr>
+        <w:spacing w:after="120"/>
+      </w:pPr>
+      <w:r>
+        <w:t xml:space="preserve">② 用紙サイズが選べる場合は、ラベルプリンタならアプリで設定したラベルと同じサイズ、A4プリンタなら「A4」を選びます。</w:t>
+      </w:r>
+    </w:p>
+    <w:p>
+      <w:pPr>
+        <w:spacing w:after="120"/>
+      </w:pPr>
+      <w:r>
+        <w:t xml:space="preserve">③「詳細設定」で、余白を「なし」、倍率を「デフォルト（100%）」にします。「ページに合わせる」は縮小されるため選ばないでください。</w:t>
+      </w:r>
+    </w:p>
+    <w:p>
+      <w:pPr>
+        <w:spacing w:after="120"/>
+      </w:pPr>
+      <w:r>
+        <w:t xml:space="preserve">④「ヘッダーとフッター」のチェックを外します（日付やURLが印字されるのを防ぎます）。</w:t>
+      </w:r>
+    </w:p>
+    <w:p>
+      <w:pPr>
+        <w:spacing w:after="120"/>
+      </w:pPr>
+      <w:r>
+        <w:t xml:space="preserve">⑤ まずは1枚だけ印刷して確認してから、枚数を増やしてください。</w:t>
+      </w:r>
+    </w:p>
+    <w:p>
+      <w:pPr>
+        <w:spacing w:after="120"/>
+      </w:pPr>
+      <w:r>
+        <w:t xml:space="preserve">Safari（Mac）の場合は、印刷画面の「詳細を表示」から用紙サイズと拡大縮小（100%）を設定します。一覧に無い用紙サイズは「用紙サイズ」→「カスタムサイズを管理」で追加できます。</w:t>
+      </w:r>
+    </w:p>
+    <w:p>
+      <w:pPr>
+        <w:pStyle w:val="Heading2"/>
+        <w:spacing w:before="300" w:after="120"/>
+      </w:pPr>
+      <w:r>
+        <w:rPr>
+          <w:b/>
+          <w:bCs/>
+          <w:color w:val="333333"/>
+        </w:rPr>
+        <w:lastRenderedPageBreak/>
+        <w:t xml:space="preserve">5.3 ラベルプリンタ本体（ドライバ）の設定</w:t>
+      </w:r>
+    </w:p>
+    <w:p>
+      <w:pPr>
+        <w:spacing w:after="120"/>
+      </w:pPr>
+      <w:r>
+        <w:t xml:space="preserve">ラベルプリンタは、プリンタ本体（ドライバ）側にも用紙サイズの設定があります。ここがアプリの設定と違うと、縮小・余白・白紙の原因になります。</w:t>
+      </w:r>
+    </w:p>
+    <w:p>
+      <w:pPr>
+        <w:spacing w:after="120"/>
+      </w:pPr>
+      <w:r>
+        <w:t xml:space="preserve">① Windows 11 の場合：「設定」→「Bluetoothとデバイス」→「プリンターとスキャナー」→ 使うプリンタ →「印刷設定」を開きます。</w:t>
+      </w:r>
+    </w:p>
+    <w:p>
+      <w:pPr>
+        <w:spacing w:after="120"/>
+      </w:pPr>
+      <w:r>
+        <w:t xml:space="preserve">② 用紙サイズを、アプリで設定したラベルの幅×高さと同じにします。一覧に無いサイズは、ドライバの用紙サイズ登録（ユーザー定義サイズ）機能で追加します。画面はメーカー・機種ごとに異なるため、詳しくはプリンタの取扱説明書をご確認ください。</w:t>
+      </w:r>
+    </w:p>
+    <w:p>
+      <w:pPr>
+        <w:spacing w:after="120"/>
+      </w:pPr>
+      <w:r>
+        <w:t xml:space="preserve">③ 連続（長尺）ロール紙の場合も、1枚の長さをアプリの「ラベル高さ」と同じにしておくと、毎回同じ長さでカットされます。</w:t>
+      </w:r>
+    </w:p>
+    <w:p>
+      <w:pPr>
+        <w:spacing w:after="120"/>
+      </w:pPr>
+      <w:r>
+        <w:t xml:space="preserve">A4プリンタは、通常プリンタ側の設定変更は不要です。</w:t>
+      </w:r>
+    </w:p>
+    <w:p>
+      <w:pPr>
+        <w:pStyle w:val="Heading2"/>
+        <w:spacing w:before="300" w:after="120"/>
+      </w:pPr>
+      <w:r>
+        <w:rPr>
+          <w:b/>
+          <w:bCs/>
+          <w:color w:val="333333"/>
+        </w:rPr>
+        <w:lastRenderedPageBreak/>
+        <w:t xml:space="preserve">5.4 うまく印刷できないとき</w:t>
+      </w:r>
+    </w:p>
+    <w:p>
+      <w:pPr>
+        <w:spacing w:after="120"/>
+      </w:pPr>
+      <w:r>
+        <w:t xml:space="preserve">・小さく印刷される：印刷画面の倍率が「ページに合わせる」になっていないか、用紙サイズがA4など大きいサイズになっていないか確認します。</w:t>
+      </w:r>
+    </w:p>
+    <w:p>
+      <w:pPr>
+        <w:spacing w:after="120"/>
+      </w:pPr>
+      <w:r>
+        <w:t xml:space="preserve">・2枚目に続きが出る／白紙が出る：プリンタ側の用紙の長さと、アプリの「ラベル高さ」が違うことが原因です。両方を同じ長さにそろえます。内容が多い場合は文字サイズを下げるか、ラベル高さを大きくします。</w:t>
+      </w:r>
+    </w:p>
+    <w:p>
+      <w:pPr>
+        <w:spacing w:after="120"/>
+      </w:pPr>
+      <w:r>
+        <w:t xml:space="preserve">・端が欠ける：「印字位置の微調整」で、欠ける側の余白を少し増やします。</w:t>
+      </w:r>
+    </w:p>
+    <w:p>
+      <w:pPr>
+        <w:spacing w:after="120"/>
+      </w:pPr>
+      <w:r>
+        <w:t xml:space="preserve">・日付やURLが印字される：印刷画面の「ヘッダーとフッター」のチェックを外します。</w:t>
+      </w:r>
+    </w:p>
+    <w:p>
+      <w:pPr>
+        <w:spacing w:after="120"/>
+      </w:pPr>
+      <w:r>
+        <w:t xml:space="preserve">・バーコードが読み取れない：バーコードの縦幅を大きくするか、数値表示をOFFにします。</w:t>
+      </w:r>
+    </w:p>
+    <w:p>
+      <w:pPr>
+        <w:spacing w:after="120"/>
+      </w:pPr>
+      <w:r>
+        <w:t xml:space="preserve">・A4ラベルで位置がずれる：普通紙に1枚印刷してラベル用紙と重ね、光に透かして位置を確認しながら、用紙の細かい寸法（シールサイズ・スキマ・上余白・左余白）を調整します。</w:t>
+      </w:r>
+    </w:p>
+    <w:p>
+      <w:pPr>
+        <w:spacing w:after="120"/>
+      </w:pPr>
+      <w:r>
+        <w:t xml:space="preserve">ラベル印刷画面の「印刷手順ガイド」からも、同じ内容を確認できます。</w:t>
+      </w:r>
+    </w:p>
+    <w:p>
+      <w:pPr>
         <w:pStyle w:val="Heading1"/>
         <w:pBdr>
           <w:bottom w:val="single" w:sz="6" w:space="0" w:color="C2703A"/>
@@ -2923,6 +3222,14 @@
         <w:t>の顧客ポータル）などが行えます。</w:t>
       </w:r>
     </w:p>
+    <w:p>
+      <w:pPr>
+        <w:spacing w:after="120"/>
+      </w:pPr>
+      <w:r>
+        <w:t xml:space="preserve">登録後しばらくの間、使い方のご案内メールをお送りします。不要な場合は、メール末尾の「配信停止」リンクから停止できます（ログイン通知などアカウントに関する重要なお知らせは引き続き届きます）。</w:t>
+      </w:r>
+    </w:p>
     <w:tbl>
       <w:tblPr>
         <w:tblW w:w="5000" w:type="pct"/>
@@ -3367,7 +3674,7 @@
         <w:spacing w:after="120"/>
       </w:pPr>
       <w:r>
-        <w:t>（お問い合わせ先はご利用の契約内容に応じて別途ご案内ください）</w:t>
+        <w:t>お問い合わせは、ログイン後のメニュー「お問い合わせ」のフォーム、またはメール（info.lucke@gmail.com）で受け付けています。</w:t>
       </w:r>
     </w:p>
     <w:sectPr>

--- a/docs/FoodLabelPro_ユーザーマニュアル.docx
+++ b/docs/FoodLabelPro_ユーザーマニュアル.docx
@@ -62,31 +62,7 @@
           <w:sz w:val="22"/>
           <w:szCs w:val="22"/>
         </w:rPr>
-        <w:t>2026</w:t>
-      </w:r>
-      <w:r>
-        <w:rPr>
-          <w:color w:val="6B6B6B"/>
-          <w:sz w:val="22"/>
-          <w:szCs w:val="22"/>
-        </w:rPr>
-        <w:t>年</w:t>
-      </w:r>
-      <w:r>
-        <w:rPr>
-          <w:color w:val="6B6B6B"/>
-          <w:sz w:val="22"/>
-          <w:szCs w:val="22"/>
-        </w:rPr>
-        <w:t>9</w:t>
-      </w:r>
-      <w:r>
-        <w:rPr>
-          <w:color w:val="6B6B6B"/>
-          <w:sz w:val="22"/>
-          <w:szCs w:val="22"/>
-        </w:rPr>
-        <w:t>月版</w:t>
+        <w:t>2026年10月版</w:t>
       </w:r>
     </w:p>
     <w:p>
@@ -941,7 +917,7 @@
         <w:spacing w:after="120"/>
       </w:pPr>
       <w:r>
-        <w:t xml:space="preserve">・食品添加物（ベーキングパウダーなど）は、材料の「添加物」にチェックを入れると、原材料の後ろに「／」で区切って表示されます。チェックすると使用理由（膨張剤として、乳化剤として など）も選べます。</w:t>
+        <w:t>・食品添加物（ベーキングパウダーなど）は、材料の「添加物」にチェックを入れて用途を選ぶと、原材料の後ろに「／」で区切って、食品表示基準の書き方で表示されます。保存料・甘味料・着色料などは「保存料（ソルビン酸K）」のように用途名と物質名、膨張剤・乳化剤・香料・酸味料・pH調整剤は「膨張剤」のように用途名だけ、強化剤・製造用剤は物質名だけになります（選択肢に表示のされ方が書いてあります）。</w:t>
       </w:r>
     </w:p>
     <w:p>
@@ -958,6 +934,14 @@
       </w:pPr>
       <w:r>
         <w:t xml:space="preserve">・水など表示が不要な材料は、材料の「ラベル非表示」にチェックを入れると原材料名から除かれます（栄養成分・アレルゲンの計算には含まれます）。</w:t>
+      </w:r>
+    </w:p>
+    <w:p>
+      <w:pPr>
+        <w:spacing w:after="120"/>
+      </w:pPr>
+      <w:r>
+        <w:t>・市販のチョコレートやあんこなど、それ自体が複数の原材料でできている材料（複合原材料）は、食材マスタに内訳を登録しておくと、ラベルに「チョコレート（砂糖、カカオマス、…）」と自動で展開されます（7.5）。自家製のクリームや生地は、レシピを「中間品」として食材にできます（7.6）。</w:t>
       </w:r>
     </w:p>
     <w:p>
@@ -1174,7 +1158,7 @@
         <w:spacing w:after="120"/>
       </w:pPr>
       <w:r>
-        <w:t xml:space="preserve">③ アレルゲンを確認します。食材名から自動で候補が入りますが、必ず原材料表示を見て確認してください。</w:t>
+        <w:t>③ アレルゲンを確認します。食材名から自動で候補が入りますが、必ず原材料表示を見て確認してください。表示義務のある特定原材料は、えび・かに・くるみ・小麦・そば・卵・乳・落花生・カシューナッツの9品目です（カシューナッツは2026年4月から義務化、2028年3月末までは経過措置期間）。「乳成分」「小麦粉」のように書いても、ラベルでは正しい品目名で表示されます。</w:t>
       </w:r>
     </w:p>
     <w:p>
@@ -1249,6 +1233,50 @@
       </w:pPr>
       <w:r>
         <w:t xml:space="preserve">同じ食材を別名で重複登録してしまった場合は、「重複食材の統合」で1つにまとめられます。統合元を使っているレシピは、自動で統合先の食材に付け替えられます。</w:t>
+      </w:r>
+    </w:p>
+    <w:p>
+      <w:pPr>
+        <w:pStyle w:val="Heading2"/>
+        <w:spacing w:before="300" w:after="120"/>
+      </w:pPr>
+      <w:r>
+        <w:rPr>
+          <w:b/>
+          <w:bCs/>
+          <w:color w:val="333333"/>
+        </w:rPr>
+        <w:t>7.5 複合原材料の内訳</w:t>
+      </w:r>
+    </w:p>
+    <w:p>
+      <w:pPr>
+        <w:spacing w:after="120"/>
+      </w:pPr>
+      <w:r>
+        <w:t>市販品などの食材の編集画面で「複合原材料の内訳」を開き、パッケージの「原材料名」を貼り付けます。「／」より後ろの添加物は自動で「内訳の添加物」欄に分かれます。ラベルでは、原材料は食材名のかっこの中に、添加物は製品全体の添加物欄にまとめて表示されます。内訳に書かれたアレルゲン（卵・乳成分など）もラベルに自動で表示されます。共有食材や食品成分表由来の食材は、「仕入れ設定」から自分専用の内訳を登録できます（銘柄によって内訳が違うため）。</w:t>
+      </w:r>
+    </w:p>
+    <w:p>
+      <w:pPr>
+        <w:pStyle w:val="Heading2"/>
+        <w:spacing w:before="300" w:after="120"/>
+      </w:pPr>
+      <w:r>
+        <w:rPr>
+          <w:b/>
+          <w:bCs/>
+          <w:color w:val="333333"/>
+        </w:rPr>
+        <w:t>7.6 中間品（レシピを食材として使う）</w:t>
+      </w:r>
+    </w:p>
+    <w:p>
+      <w:pPr>
+        <w:spacing w:after="120"/>
+      </w:pPr>
+      <w:r>
+        <w:t>カスタード・ガナッシュ・パン生地などをレシピとして登録し、レシピ詳細画面の「中間品として食材マスタに登録」を押すと、「自分の食材」に追加され、他のレシピの材料として選べるようになります。栄養成分（100gあたり）・アレルゲン・内訳・原価（1gあたり）は元のレシピから自動で計算され、元のレシピを保存するたびに更新されます。100gあたりの値は「材料の合計重量−廃棄数量」で計算するため、加熱で水分が飛ぶものは実際より少しずれることがあります。</w:t>
       </w:r>
     </w:p>
     <w:p>
@@ -1356,6 +1384,14 @@
       </w:pPr>
       <w:r>
         <w:t xml:space="preserve">識別マーク（プラ・紙・PETなどのリサイクルマーク）も印字できます。マークの下に「外箱」「袋」などの役割名を入れることもできます。</w:t>
+      </w:r>
+    </w:p>
+    <w:p>
+      <w:pPr>
+        <w:spacing w:after="120"/>
+      </w:pPr>
+      <w:r>
+        <w:t>「栄養成分の「0」表示基準を適用」をONにすると（初期設定はON）、100gあたりの量が熱量5kcal、たんぱく質・脂質・炭水化物0.5g、ナトリウム5mgに満たない項目を「0」と表示します。食品表示基準で認められている表示方法です。</w:t>
       </w:r>
     </w:p>
     <w:p>

--- a/docs/FoodLabelPro_ユーザーマニュアル.docx
+++ b/docs/FoodLabelPro_ユーザーマニュアル.docx
@@ -974,6 +974,48 @@
         <w:t xml:space="preserve">「コピー」を押すと、同じ内容の新しいレシピが作られます。味違いの商品を作るときに便利です。</w:t>
       </w:r>
     </w:p>
+    <w:p>
+      <w:pPr>
+        <w:pStyle w:val="Heading3"/>
+        <w:spacing w:before="200" w:after="80"/>
+      </w:pPr>
+      <w:r>
+        <w:rPr>
+          <w:b/>
+          <w:bCs/>
+        </w:rPr>
+        <w:t>表示内容の確認（確認記録）</w:t>
+      </w:r>
+    </w:p>
+    <w:p>
+      <w:pPr>
+        <w:spacing w:after="120"/>
+      </w:pPr>
+      <w:r>
+        <w:t>レシピ詳細画面の上部に「表示内容の確認」が表示されます。原材料・アレルゲン・栄養成分などを確認したら、確認者名を入れて「この内容で確認済みにする」を押すと、確認者と日時が記録されます。その後、材料や食材マスタ・期限などが変わって表示内容が変わると、自動で「未確認」に戻り、ラベル印刷時にも警告が出ます。複数人で作業する場合のダブルチェックの記録にご利用ください。</w:t>
+      </w:r>
+    </w:p>
+    <w:p>
+      <w:pPr>
+        <w:pStyle w:val="Heading3"/>
+        <w:spacing w:before="200" w:after="80"/>
+      </w:pPr>
+      <w:r>
+        <w:rPr>
+          <w:b/>
+          <w:bCs/>
+        </w:rPr>
+        <w:t>英語の補助ラベル用の項目</w:t>
+      </w:r>
+    </w:p>
+    <w:p>
+      <w:pPr>
+        <w:spacing w:after="120"/>
+      </w:pPr>
+      <w:r>
+        <w:t>レシピ編集画面の「英語の補助ラベル用（任意）」で、商品名と保存方法の英語を入力できます。保存方法は、よく使う定型文（直射日光・高温多湿を避けて…、要冷蔵など）なら空欄でも自動で英訳されます。</w:t>
+      </w:r>
+    </w:p>
     <w:tbl>
       <w:tblPr>
         <w:tblW w:w="5000" w:type="pct"/>
@@ -1280,6 +1322,28 @@
       </w:r>
     </w:p>
     <w:p>
+      <w:pPr>
+        <w:pStyle w:val="Heading2"/>
+        <w:spacing w:before="300" w:after="120"/>
+      </w:pPr>
+      <w:r>
+        <w:rPr>
+          <w:b/>
+          <w:bCs/>
+          <w:color w:val="333333"/>
+        </w:rPr>
+        <w:t>7.7 英語名</w:t>
+      </w:r>
+    </w:p>
+    <w:p>
+      <w:pPr>
+        <w:spacing w:after="120"/>
+      </w:pPr>
+      <w:r>
+        <w:t>食材の編集画面の「英語名」に入力すると、英語の補助ラベルで使われます。空欄の場合、小麦粉・砂糖・バターなどよく使う食材名は自動で英訳されます（辞書に無いものは日本語のまま表示され、印刷画面で警告が出ます）。共有食材は「仕入れ設定」から自分専用の英語名を設定できます。</w:t>
+      </w:r>
+    </w:p>
+    <w:p>
       <w:r>
         <w:br w:type="page"/>
       </w:r>
@@ -1358,6 +1422,14 @@
     </w:p>
     <w:p>
       <w:pPr>
+        <w:spacing w:after="120"/>
+      </w:pPr>
+      <w:r>
+        <w:t>プレビュー時に警告が出た場合は内容を確認してください。成分未確認の材料のほか、食材名から含まれる可能性があるアレルゲンが食材マスタに入っていない場合や、表示内容が確認済みになっていない場合も警告が出ます。</w:t>
+      </w:r>
+    </w:p>
+    <w:p>
+      <w:pPr>
         <w:pStyle w:val="Heading2"/>
         <w:spacing w:before="300" w:after="120"/>
       </w:pPr>
@@ -1392,6 +1464,14 @@
       </w:pPr>
       <w:r>
         <w:t>「栄養成分の「0」表示基準を適用」をONにすると（初期設定はON）、100gあたりの量が熱量5kcal、たんぱく質・脂質・炭水化物0.5g、ナトリウム5mgに満たない項目を「0」と表示します。食品表示基準で認められている表示方法です。</w:t>
+      </w:r>
+    </w:p>
+    <w:p>
+      <w:pPr>
+        <w:spacing w:after="120"/>
+      </w:pPr>
+      <w:r>
+        <w:t>「ラベルの言語」で「English（補助ラベル）」を選ぶと、訪日客向けの英語の補助ラベル（Ingredients・Allergens・Net・Best before・Storage・Nutrition facts など）を印刷できます。日本語の法定表示の代わりにはならず、輸出先の国の表示基準にも対応していないため、日本語のラベルとあわせてお使いください。b-PAC印刷には対応していません。</w:t>
       </w:r>
     </w:p>
     <w:p>
@@ -2063,7 +2143,7 @@
         <w:spacing w:after="120"/>
       </w:pPr>
       <w:r>
-        <w:t xml:space="preserve">ラベルの表示内容に、食品表示のルール上の漏れ（添加物の用途名の抜けなど）がないかを自動でチェックします。</w:t>
+        <w:t>ラベルの表示内容に、食品表示のルール上の漏れ（添加物の用途名の抜け、食材マスタのアレルゲンの入れ忘れの疑い、複合原材料の内訳の登録漏れの疑い、法改正の経過措置など）がないかを自動でチェックします。</w:t>
       </w:r>
     </w:p>
     <w:p>
